--- a/flow/20230927_hours/drafts/2026-04-g/30.04.docx
+++ b/flow/20230927_hours/drafts/2026-04-g/30.04.docx
@@ -1206,7 +1206,359 @@
           <w:color w:val="333333"/>
           <w:sz w:val="24"/>
         </w:rPr>
-        <w:t xml:space="preserve">В </w:t>
+        <w:t>В переполовення празника спраглу душу мою благочестя напій водами,* до всіх бо, Спасе, закликав Ти:* Спраглий нехай гряде до мене і нехай п’є.* Джерело життя нашого, Христе Боже, слава Тобі.</w:t>
+      </w:r>
+    </w:p>
+    <w:p>
+      <w:pPr>
+        <w:spacing w:line="240" w:lineRule="auto"/>
+        <w:rPr>
+          <w:rFonts w:ascii="Times New Roman" w:hAnsi="Times New Roman"/>
+          <w:sz w:val="24"/>
+        </w:rPr>
+      </w:pPr>
+      <w:r>
+        <w:rPr>
+          <w:rFonts w:ascii="Times New Roman" w:hAnsi="Times New Roman"/>
+          <w:sz w:val="24"/>
+        </w:rPr>
+        <w:t>Слава Отцю, і Сину, і Святому Духові.</w:t>
+      </w:r>
+    </w:p>
+    <w:p>
+      <w:r>
+        <w:rPr>
+          <w:rFonts w:ascii="Times New Roman" w:hAnsi="Times New Roman"/>
+          <w:i/>
+          <w:color w:val="FF0000"/>
+          <w:sz w:val="24"/>
+        </w:rPr>
+        <w:t>Тропар (г. 3):</w:t>
+      </w:r>
+      <w:r>
+        <w:rPr>
+          <w:rFonts w:ascii="Times New Roman" w:hAnsi="Times New Roman"/>
+          <w:sz w:val="24"/>
+        </w:rPr>
+        <w:t xml:space="preserve"> Апостолом Христовим був ти вибраний* і Богослова возлюбленого єдинородний брат, всехвальний Якове;* гріхів відпущення випроси тим, що співають тобі,* і душам нашим велику милість.</w:t>
+      </w:r>
+    </w:p>
+    <w:p>
+      <w:pPr>
+        <w:spacing w:line="240" w:lineRule="auto"/>
+        <w:rPr>
+          <w:rFonts w:ascii="Times New Roman" w:hAnsi="Times New Roman"/>
+          <w:sz w:val="24"/>
+        </w:rPr>
+      </w:pPr>
+      <w:r>
+        <w:rPr>
+          <w:rFonts w:ascii="Times New Roman" w:hAnsi="Times New Roman"/>
+          <w:sz w:val="24"/>
+        </w:rPr>
+        <w:t>І нині, і повсякчас, і на віки вічні. Амінь.</w:t>
+      </w:r>
+    </w:p>
+    <w:p>
+      <w:pPr>
+        <w:spacing w:line="240" w:lineRule="auto"/>
+        <w:rPr>
+          <w:rFonts w:ascii="Times New Roman" w:hAnsi="Times New Roman"/>
+          <w:sz w:val="24"/>
+        </w:rPr>
+      </w:pPr>
+      <w:r>
+        <w:rPr>
+          <w:rFonts w:ascii="Times New Roman" w:hAnsi="Times New Roman"/>
+          <w:sz w:val="24"/>
+        </w:rPr>
+        <w:t>Як нам називати тебе, Благодатна?* Небом? – Ти бо випромінила Сонце Правди.* Раєм? Ти бо виростила нам Квіт нетління.* Дівою – Ти бо зосталася нетлінна.* Чистою Матір'ю? – Ти бо носила у святих обіймах твоїх Сина, всіх Бога.* Його ж моли, щоб спас душі наші.</w:t>
+      </w:r>
+    </w:p>
+    <w:p>
+      <w:pPr>
+        <w:spacing w:line="240" w:lineRule="auto"/>
+        <w:jc w:val="center"/>
+        <w:rPr>
+          <w:rFonts w:ascii="Times New Roman" w:hAnsi="Times New Roman"/>
+          <w:i/>
+          <w:sz w:val="24"/>
+        </w:rPr>
+      </w:pPr>
+      <w:r>
+        <w:rPr>
+          <w:rFonts w:ascii="Times New Roman" w:hAnsi="Times New Roman"/>
+          <w:i/>
+          <w:color w:val="FF0000"/>
+          <w:sz w:val="24"/>
+        </w:rPr>
+        <w:t>*****</w:t>
+      </w:r>
+    </w:p>
+    <w:p>
+      <w:pPr>
+        <w:spacing w:line="240" w:lineRule="auto"/>
+        <w:rPr>
+          <w:rFonts w:ascii="Times New Roman" w:hAnsi="Times New Roman"/>
+          <w:sz w:val="24"/>
+        </w:rPr>
+      </w:pPr>
+      <w:r>
+        <w:rPr>
+          <w:rFonts w:ascii="Times New Roman" w:hAnsi="Times New Roman"/>
+          <w:sz w:val="24"/>
+        </w:rPr>
+        <w:t xml:space="preserve">Стопи мої спрямуй за твоїм словом,* і ніяке беззаконня нехай не запанує наді мною. Визволь мене від людської обмови,* і я твої заповіді пильнуватиму. Світи своїм обличчям на слугу твого,* і навчи мене установ твоїх. </w:t>
+      </w:r>
+      <w:r>
+        <w:rPr>
+          <w:rFonts w:ascii="Times New Roman" w:hAnsi="Times New Roman"/>
+          <w:i/>
+          <w:color w:val="FF0000"/>
+          <w:sz w:val="24"/>
+        </w:rPr>
+        <w:t>(Пс. 118: 133-135)</w:t>
+      </w:r>
+    </w:p>
+    <w:p>
+      <w:pPr>
+        <w:spacing w:line="240" w:lineRule="auto"/>
+        <w:rPr>
+          <w:rFonts w:ascii="Times New Roman" w:hAnsi="Times New Roman"/>
+          <w:sz w:val="24"/>
+        </w:rPr>
+      </w:pPr>
+      <w:r>
+        <w:rPr>
+          <w:rFonts w:ascii="Times New Roman" w:hAnsi="Times New Roman"/>
+          <w:sz w:val="24"/>
+        </w:rPr>
+        <w:t xml:space="preserve">Нехай наповняться уста мої хвалою твоєю, Господи,* щоб оспівувати славу твою, увесь день – величність твою. </w:t>
+      </w:r>
+      <w:r>
+        <w:rPr>
+          <w:rFonts w:ascii="Times New Roman" w:hAnsi="Times New Roman"/>
+          <w:i/>
+          <w:color w:val="FF0000"/>
+          <w:sz w:val="24"/>
+        </w:rPr>
+        <w:t>(Пс. 70: 8)</w:t>
+      </w:r>
+    </w:p>
+    <w:p>
+      <w:pPr>
+        <w:spacing w:line="240" w:lineRule="auto"/>
+        <w:jc w:val="center"/>
+        <w:rPr>
+          <w:rFonts w:ascii="Times New Roman" w:hAnsi="Times New Roman"/>
+          <w:sz w:val="24"/>
+        </w:rPr>
+      </w:pPr>
+      <w:r>
+        <w:rPr>
+          <w:rFonts w:ascii="Times New Roman" w:hAnsi="Times New Roman"/>
+          <w:i/>
+          <w:color w:val="FF0000"/>
+          <w:sz w:val="24"/>
+        </w:rPr>
+        <w:t>*****</w:t>
+      </w:r>
+    </w:p>
+    <w:p>
+      <w:pPr>
+        <w:spacing w:line="240" w:lineRule="auto"/>
+        <w:rPr>
+          <w:rFonts w:ascii="Times New Roman" w:hAnsi="Times New Roman"/>
+          <w:sz w:val="24"/>
+        </w:rPr>
+      </w:pPr>
+      <w:r>
+        <w:rPr>
+          <w:rFonts w:ascii="Times New Roman" w:hAnsi="Times New Roman"/>
+          <w:sz w:val="24"/>
+        </w:rPr>
+        <w:t xml:space="preserve">Святий Боже, святий Кріпкий, святий Безсмертний, помилуй нас </w:t>
+      </w:r>
+      <w:r>
+        <w:rPr>
+          <w:rFonts w:ascii="Times New Roman" w:hAnsi="Times New Roman"/>
+          <w:i/>
+          <w:color w:val="FF0000"/>
+          <w:sz w:val="24"/>
+        </w:rPr>
+        <w:t>(3 р.)</w:t>
+      </w:r>
+      <w:r>
+        <w:rPr>
+          <w:rFonts w:ascii="Times New Roman" w:hAnsi="Times New Roman"/>
+          <w:sz w:val="24"/>
+        </w:rPr>
+        <w:t>.</w:t>
+      </w:r>
+    </w:p>
+    <w:p>
+      <w:pPr>
+        <w:spacing w:line="240" w:lineRule="auto"/>
+        <w:rPr>
+          <w:rFonts w:ascii="Times New Roman" w:hAnsi="Times New Roman"/>
+          <w:sz w:val="24"/>
+        </w:rPr>
+      </w:pPr>
+      <w:r>
+        <w:rPr>
+          <w:rFonts w:ascii="Times New Roman" w:hAnsi="Times New Roman"/>
+          <w:sz w:val="24"/>
+        </w:rPr>
+        <w:t>Слава Отцю, і Сину, і Святому Духові,* і нині і повсякчас, і на віки вічні. Амінь.</w:t>
+      </w:r>
+    </w:p>
+    <w:p>
+      <w:pPr>
+        <w:spacing w:line="240" w:lineRule="auto"/>
+        <w:rPr>
+          <w:rFonts w:ascii="Times New Roman" w:hAnsi="Times New Roman"/>
+          <w:sz w:val="24"/>
+        </w:rPr>
+      </w:pPr>
+      <w:r>
+        <w:rPr>
+          <w:rFonts w:ascii="Times New Roman" w:hAnsi="Times New Roman"/>
+          <w:sz w:val="24"/>
+        </w:rPr>
+        <w:t>Пресвята Тройце, помилуй нас;* Господи, очисти гріхи наші;* Владико, прости беззаконня наші;* Святий, завітай і зціли немочі наші імени твого ради.</w:t>
+      </w:r>
+    </w:p>
+    <w:p>
+      <w:pPr>
+        <w:spacing w:line="240" w:lineRule="auto"/>
+        <w:rPr>
+          <w:rFonts w:ascii="Times New Roman" w:hAnsi="Times New Roman"/>
+          <w:sz w:val="24"/>
+        </w:rPr>
+      </w:pPr>
+      <w:r>
+        <w:rPr>
+          <w:rFonts w:ascii="Times New Roman" w:hAnsi="Times New Roman"/>
+          <w:sz w:val="24"/>
+        </w:rPr>
+        <w:t xml:space="preserve">Господи, помилуй </w:t>
+      </w:r>
+      <w:r>
+        <w:rPr>
+          <w:rFonts w:ascii="Times New Roman" w:hAnsi="Times New Roman"/>
+          <w:i/>
+          <w:color w:val="FF0000"/>
+          <w:sz w:val="24"/>
+        </w:rPr>
+        <w:t>(3 р.)</w:t>
+      </w:r>
+      <w:r>
+        <w:rPr>
+          <w:rFonts w:ascii="Times New Roman" w:hAnsi="Times New Roman"/>
+          <w:sz w:val="24"/>
+        </w:rPr>
+        <w:t>.</w:t>
+      </w:r>
+    </w:p>
+    <w:p>
+      <w:pPr>
+        <w:spacing w:line="240" w:lineRule="auto"/>
+        <w:rPr>
+          <w:rFonts w:ascii="Times New Roman" w:hAnsi="Times New Roman"/>
+          <w:sz w:val="24"/>
+        </w:rPr>
+      </w:pPr>
+      <w:r>
+        <w:rPr>
+          <w:rFonts w:ascii="Times New Roman" w:hAnsi="Times New Roman"/>
+          <w:sz w:val="24"/>
+        </w:rPr>
+        <w:t>Слава Отцю, і Сину, і Святому Духові,* і нині і повсякчас, і на віки вічні. Амінь.</w:t>
+      </w:r>
+    </w:p>
+    <w:p>
+      <w:pPr>
+        <w:spacing w:line="240" w:lineRule="auto"/>
+        <w:rPr>
+          <w:rFonts w:ascii="Times New Roman" w:hAnsi="Times New Roman"/>
+          <w:sz w:val="24"/>
+        </w:rPr>
+      </w:pPr>
+      <w:r>
+        <w:rPr>
+          <w:rFonts w:ascii="Times New Roman" w:hAnsi="Times New Roman"/>
+          <w:sz w:val="24"/>
+        </w:rPr>
+        <w:t>Отче наш, що єси на небесах,* нехай святиться ім’я твоє,* нехай прийде царство твоє,* нехай буде воля твоя, як на небі, так і на землі.* Хліб наш насущний дай нам сьогодні,* і прости нам провини наші,* як і ми прощаємо винуватцям нашим,* і не введи нас у спокусу,* але визволи нас від лукавого.</w:t>
+      </w:r>
+    </w:p>
+    <w:p>
+      <w:pPr>
+        <w:spacing w:line="240" w:lineRule="auto"/>
+        <w:rPr>
+          <w:rFonts w:ascii="Times New Roman" w:hAnsi="Times New Roman"/>
+          <w:sz w:val="24"/>
+        </w:rPr>
+      </w:pPr>
+      <w:r>
+        <w:rPr>
+          <w:rFonts w:ascii="Times New Roman" w:hAnsi="Times New Roman"/>
+          <w:i/>
+          <w:color w:val="FF0000"/>
+          <w:sz w:val="24"/>
+        </w:rPr>
+        <w:t xml:space="preserve">Священик: </w:t>
+      </w:r>
+      <w:r>
+        <w:rPr>
+          <w:rFonts w:ascii="Times New Roman" w:hAnsi="Times New Roman"/>
+          <w:sz w:val="24"/>
+        </w:rPr>
+        <w:t>Бо твоє є царство, і сила, і слава, Отця, і Сина, і Святого Духа, нині і повсякчас, і на віки вічні.</w:t>
+      </w:r>
+    </w:p>
+    <w:p>
+      <w:pPr>
+        <w:spacing w:line="240" w:lineRule="auto"/>
+        <w:rPr>
+          <w:rFonts w:ascii="Times New Roman" w:hAnsi="Times New Roman"/>
+          <w:sz w:val="24"/>
+        </w:rPr>
+      </w:pPr>
+      <w:r>
+        <w:rPr>
+          <w:rFonts w:ascii="Times New Roman" w:hAnsi="Times New Roman"/>
+          <w:i/>
+          <w:color w:val="FF0000"/>
+          <w:sz w:val="24"/>
+        </w:rPr>
+        <w:t xml:space="preserve">Вірні: </w:t>
+      </w:r>
+      <w:r>
+        <w:rPr>
+          <w:rFonts w:ascii="Times New Roman" w:hAnsi="Times New Roman"/>
+          <w:sz w:val="24"/>
+        </w:rPr>
+        <w:t>Амінь.</w:t>
+      </w:r>
+    </w:p>
+    <w:p>
+      <w:r>
+        <w:rPr>
+          <w:rFonts w:ascii="Times New Roman" w:hAnsi="Times New Roman"/>
+          <w:i/>
+          <w:color w:val="FF4400"/>
+          <w:sz w:val="24"/>
+        </w:rPr>
+        <w:t>Кондак (г. 4):</w:t>
+      </w:r>
+      <w:r>
+        <w:rPr>
+          <w:rFonts w:ascii="Times New Roman" w:hAnsi="Times New Roman"/>
+          <w:color w:val="000000"/>
+          <w:sz w:val="24"/>
+        </w:rPr>
+        <w:t xml:space="preserve"> </w:t>
       </w:r>
       <w:r>
         <w:rPr>
@@ -1214,423 +1566,7 @@
           <w:color w:val="333333"/>
           <w:sz w:val="24"/>
         </w:rPr>
-        <w:t>переполовення</w:t>
-      </w:r>
-      <w:r>
-        <w:rPr>
-          <w:rFonts w:ascii="Times New Roman" w:hAnsi="Times New Roman"/>
-          <w:color w:val="333333"/>
-          <w:sz w:val="24"/>
-        </w:rPr>
-        <w:t xml:space="preserve"> празника спраглу душу мою благочестя напій водами,* до всіх бо, Спасе, закликав Ти:* Спраглий нехай гряде до мене і нехай п’є.* Джерело життя нашого, Христе Боже, слава Тобі.</w:t>
-      </w:r>
-    </w:p>
-    <w:p>
-      <w:pPr>
-        <w:spacing w:line="240" w:lineRule="auto"/>
-        <w:rPr>
-          <w:rFonts w:ascii="Times New Roman" w:hAnsi="Times New Roman"/>
-          <w:sz w:val="24"/>
-        </w:rPr>
-      </w:pPr>
-      <w:r>
-        <w:rPr>
-          <w:rFonts w:ascii="Times New Roman" w:hAnsi="Times New Roman"/>
-          <w:sz w:val="24"/>
-        </w:rPr>
-        <w:t>Слава Отцю, і Сину, і Святому Духові.</w:t>
-      </w:r>
-    </w:p>
-    <w:p>
-      <w:r>
-        <w:rPr>
-          <w:rFonts w:ascii="Times New Roman" w:hAnsi="Times New Roman"/>
-          <w:i/>
-          <w:color w:val="FF0000"/>
-          <w:sz w:val="24"/>
-        </w:rPr>
-        <w:t>Тропар (г. 3):</w:t>
-      </w:r>
-      <w:r>
-        <w:rPr>
-          <w:rFonts w:ascii="Times New Roman" w:hAnsi="Times New Roman"/>
-          <w:sz w:val="24"/>
-        </w:rPr>
-        <w:t xml:space="preserve"> Апостолом Христовим був ти вибраний* і Богослова возлюбленого єдинородний брат, всехвальний Якове;* гріхів відпущення випроси тим, що співають тобі,* і душам нашим велику милість.</w:t>
-      </w:r>
-    </w:p>
-    <w:p>
-      <w:pPr>
-        <w:spacing w:line="240" w:lineRule="auto"/>
-        <w:rPr>
-          <w:rFonts w:ascii="Times New Roman" w:hAnsi="Times New Roman"/>
-          <w:sz w:val="24"/>
-        </w:rPr>
-      </w:pPr>
-      <w:r>
-        <w:rPr>
-          <w:rFonts w:ascii="Times New Roman" w:hAnsi="Times New Roman"/>
-          <w:sz w:val="24"/>
-        </w:rPr>
-        <w:t>І нині, і повсякчас, і на віки вічні. Амінь.</w:t>
-      </w:r>
-    </w:p>
-    <w:p>
-      <w:pPr>
-        <w:spacing w:line="240" w:lineRule="auto"/>
-        <w:rPr>
-          <w:rFonts w:ascii="Times New Roman" w:hAnsi="Times New Roman"/>
-          <w:sz w:val="24"/>
-        </w:rPr>
-      </w:pPr>
-      <w:r>
-        <w:rPr>
-          <w:rFonts w:ascii="Times New Roman" w:hAnsi="Times New Roman"/>
-          <w:sz w:val="24"/>
-        </w:rPr>
-        <w:t>Як нам називати тебе, Благодатна?* Небом? – Ти бо випромінила Сонце Правди.* Раєм? Ти бо виростила нам Квіт нетління.* Дівою – Ти бо зосталася нетлінна.* Чистою Матір'ю? – Ти бо носила у святих обіймах твоїх Сина, всіх Бога.* Його ж моли, щоб спас душі наші.</w:t>
-      </w:r>
-    </w:p>
-    <w:p>
-      <w:pPr>
-        <w:spacing w:line="240" w:lineRule="auto"/>
-        <w:jc w:val="center"/>
-        <w:rPr>
-          <w:rFonts w:ascii="Times New Roman" w:hAnsi="Times New Roman"/>
-          <w:i/>
-          <w:sz w:val="24"/>
-        </w:rPr>
-      </w:pPr>
-      <w:r>
-        <w:rPr>
-          <w:rFonts w:ascii="Times New Roman" w:hAnsi="Times New Roman"/>
-          <w:i/>
-          <w:color w:val="FF0000"/>
-          <w:sz w:val="24"/>
-        </w:rPr>
-        <w:t>*****</w:t>
-      </w:r>
-    </w:p>
-    <w:p>
-      <w:pPr>
-        <w:spacing w:line="240" w:lineRule="auto"/>
-        <w:rPr>
-          <w:rFonts w:ascii="Times New Roman" w:hAnsi="Times New Roman"/>
-          <w:sz w:val="24"/>
-        </w:rPr>
-      </w:pPr>
-      <w:r>
-        <w:rPr>
-          <w:rFonts w:ascii="Times New Roman" w:hAnsi="Times New Roman"/>
-          <w:sz w:val="24"/>
-        </w:rPr>
-        <w:t xml:space="preserve">Стопи мої спрямуй за твоїм словом,* і ніяке беззаконня нехай не запанує наді мною. Визволь мене від людської обмови,* і я твої заповіді пильнуватиму. Світи своїм обличчям на слугу твого,* і навчи мене установ твоїх. </w:t>
-      </w:r>
-      <w:r>
-        <w:rPr>
-          <w:rFonts w:ascii="Times New Roman" w:hAnsi="Times New Roman"/>
-          <w:i/>
-          <w:color w:val="FF0000"/>
-          <w:sz w:val="24"/>
-        </w:rPr>
-        <w:t>(Пс. 118: 133-135)</w:t>
-      </w:r>
-    </w:p>
-    <w:p>
-      <w:pPr>
-        <w:spacing w:line="240" w:lineRule="auto"/>
-        <w:rPr>
-          <w:rFonts w:ascii="Times New Roman" w:hAnsi="Times New Roman"/>
-          <w:sz w:val="24"/>
-        </w:rPr>
-      </w:pPr>
-      <w:r>
-        <w:rPr>
-          <w:rFonts w:ascii="Times New Roman" w:hAnsi="Times New Roman"/>
-          <w:sz w:val="24"/>
-        </w:rPr>
-        <w:t xml:space="preserve">Нехай наповняться уста мої хвалою твоєю, Господи,* щоб оспівувати славу твою, увесь день – величність твою. </w:t>
-      </w:r>
-      <w:r>
-        <w:rPr>
-          <w:rFonts w:ascii="Times New Roman" w:hAnsi="Times New Roman"/>
-          <w:i/>
-          <w:color w:val="FF0000"/>
-          <w:sz w:val="24"/>
-        </w:rPr>
-        <w:t>(Пс. 70: 8)</w:t>
-      </w:r>
-    </w:p>
-    <w:p>
-      <w:pPr>
-        <w:spacing w:line="240" w:lineRule="auto"/>
-        <w:jc w:val="center"/>
-        <w:rPr>
-          <w:rFonts w:ascii="Times New Roman" w:hAnsi="Times New Roman"/>
-          <w:sz w:val="24"/>
-        </w:rPr>
-      </w:pPr>
-      <w:r>
-        <w:rPr>
-          <w:rFonts w:ascii="Times New Roman" w:hAnsi="Times New Roman"/>
-          <w:i/>
-          <w:color w:val="FF0000"/>
-          <w:sz w:val="24"/>
-        </w:rPr>
-        <w:t>*****</w:t>
-      </w:r>
-    </w:p>
-    <w:p>
-      <w:pPr>
-        <w:spacing w:line="240" w:lineRule="auto"/>
-        <w:rPr>
-          <w:rFonts w:ascii="Times New Roman" w:hAnsi="Times New Roman"/>
-          <w:sz w:val="24"/>
-        </w:rPr>
-      </w:pPr>
-      <w:r>
-        <w:rPr>
-          <w:rFonts w:ascii="Times New Roman" w:hAnsi="Times New Roman"/>
-          <w:sz w:val="24"/>
-        </w:rPr>
-        <w:t xml:space="preserve">Святий Боже, святий Кріпкий, святий Безсмертний, помилуй нас </w:t>
-      </w:r>
-      <w:r>
-        <w:rPr>
-          <w:rFonts w:ascii="Times New Roman" w:hAnsi="Times New Roman"/>
-          <w:i/>
-          <w:color w:val="FF0000"/>
-          <w:sz w:val="24"/>
-        </w:rPr>
-        <w:t>(3 р.)</w:t>
-      </w:r>
-      <w:r>
-        <w:rPr>
-          <w:rFonts w:ascii="Times New Roman" w:hAnsi="Times New Roman"/>
-          <w:sz w:val="24"/>
-        </w:rPr>
-        <w:t>.</w:t>
-      </w:r>
-    </w:p>
-    <w:p>
-      <w:pPr>
-        <w:spacing w:line="240" w:lineRule="auto"/>
-        <w:rPr>
-          <w:rFonts w:ascii="Times New Roman" w:hAnsi="Times New Roman"/>
-          <w:sz w:val="24"/>
-        </w:rPr>
-      </w:pPr>
-      <w:r>
-        <w:rPr>
-          <w:rFonts w:ascii="Times New Roman" w:hAnsi="Times New Roman"/>
-          <w:sz w:val="24"/>
-        </w:rPr>
-        <w:t>Слава Отцю, і Сину, і Святому Духові,* і нині і повсякчас, і на віки вічні. Амінь.</w:t>
-      </w:r>
-    </w:p>
-    <w:p>
-      <w:pPr>
-        <w:spacing w:line="240" w:lineRule="auto"/>
-        <w:rPr>
-          <w:rFonts w:ascii="Times New Roman" w:hAnsi="Times New Roman"/>
-          <w:sz w:val="24"/>
-        </w:rPr>
-      </w:pPr>
-      <w:r>
-        <w:rPr>
-          <w:rFonts w:ascii="Times New Roman" w:hAnsi="Times New Roman"/>
-          <w:sz w:val="24"/>
-        </w:rPr>
-        <w:t>Пресвята Тройце, помилуй нас;* Господи, очисти гріхи наші;* Владико, прости беззаконня наші;* Святий, завітай і зціли немочі наші імени твого ради.</w:t>
-      </w:r>
-    </w:p>
-    <w:p>
-      <w:pPr>
-        <w:spacing w:line="240" w:lineRule="auto"/>
-        <w:rPr>
-          <w:rFonts w:ascii="Times New Roman" w:hAnsi="Times New Roman"/>
-          <w:sz w:val="24"/>
-        </w:rPr>
-      </w:pPr>
-      <w:r>
-        <w:rPr>
-          <w:rFonts w:ascii="Times New Roman" w:hAnsi="Times New Roman"/>
-          <w:sz w:val="24"/>
-        </w:rPr>
-        <w:t xml:space="preserve">Господи, помилуй </w:t>
-      </w:r>
-      <w:r>
-        <w:rPr>
-          <w:rFonts w:ascii="Times New Roman" w:hAnsi="Times New Roman"/>
-          <w:i/>
-          <w:color w:val="FF0000"/>
-          <w:sz w:val="24"/>
-        </w:rPr>
-        <w:t>(3 р.)</w:t>
-      </w:r>
-      <w:r>
-        <w:rPr>
-          <w:rFonts w:ascii="Times New Roman" w:hAnsi="Times New Roman"/>
-          <w:sz w:val="24"/>
-        </w:rPr>
-        <w:t>.</w:t>
-      </w:r>
-    </w:p>
-    <w:p>
-      <w:pPr>
-        <w:spacing w:line="240" w:lineRule="auto"/>
-        <w:rPr>
-          <w:rFonts w:ascii="Times New Roman" w:hAnsi="Times New Roman"/>
-          <w:sz w:val="24"/>
-        </w:rPr>
-      </w:pPr>
-      <w:r>
-        <w:rPr>
-          <w:rFonts w:ascii="Times New Roman" w:hAnsi="Times New Roman"/>
-          <w:sz w:val="24"/>
-        </w:rPr>
-        <w:t>Слава Отцю, і Сину, і Святому Духові,* і нині і повсякчас, і на віки вічні. Амінь.</w:t>
-      </w:r>
-    </w:p>
-    <w:p>
-      <w:pPr>
-        <w:spacing w:line="240" w:lineRule="auto"/>
-        <w:rPr>
-          <w:rFonts w:ascii="Times New Roman" w:hAnsi="Times New Roman"/>
-          <w:sz w:val="24"/>
-        </w:rPr>
-      </w:pPr>
-      <w:r>
-        <w:rPr>
-          <w:rFonts w:ascii="Times New Roman" w:hAnsi="Times New Roman"/>
-          <w:sz w:val="24"/>
-        </w:rPr>
-        <w:t>Отче наш, що єси на небесах,* нехай святиться ім’я твоє,* нехай прийде царство твоє,* нехай буде воля твоя, як на небі, так і на землі.* Хліб наш насущний дай нам сьогодні,* і прости нам провини наші,* як і ми прощаємо винуватцям нашим,* і не введи нас у спокусу,* але визволи нас від лукавого.</w:t>
-      </w:r>
-    </w:p>
-    <w:p>
-      <w:pPr>
-        <w:spacing w:line="240" w:lineRule="auto"/>
-        <w:rPr>
-          <w:rFonts w:ascii="Times New Roman" w:hAnsi="Times New Roman"/>
-          <w:sz w:val="24"/>
-        </w:rPr>
-      </w:pPr>
-      <w:r>
-        <w:rPr>
-          <w:rFonts w:ascii="Times New Roman" w:hAnsi="Times New Roman"/>
-          <w:i/>
-          <w:color w:val="FF0000"/>
-          <w:sz w:val="24"/>
-        </w:rPr>
-        <w:t xml:space="preserve">Священик: </w:t>
-      </w:r>
-      <w:r>
-        <w:rPr>
-          <w:rFonts w:ascii="Times New Roman" w:hAnsi="Times New Roman"/>
-          <w:sz w:val="24"/>
-        </w:rPr>
-        <w:t>Бо твоє є царство, і сила, і слава, Отця, і Сина, і Святого Духа, нині і повсякчас, і на віки вічні.</w:t>
-      </w:r>
-    </w:p>
-    <w:p>
-      <w:pPr>
-        <w:spacing w:line="240" w:lineRule="auto"/>
-        <w:rPr>
-          <w:rFonts w:ascii="Times New Roman" w:hAnsi="Times New Roman"/>
-          <w:sz w:val="24"/>
-        </w:rPr>
-      </w:pPr>
-      <w:r>
-        <w:rPr>
-          <w:rFonts w:ascii="Times New Roman" w:hAnsi="Times New Roman"/>
-          <w:i/>
-          <w:color w:val="FF0000"/>
-          <w:sz w:val="24"/>
-        </w:rPr>
-        <w:t xml:space="preserve">Вірні: </w:t>
-      </w:r>
-      <w:r>
-        <w:rPr>
-          <w:rFonts w:ascii="Times New Roman" w:hAnsi="Times New Roman"/>
-          <w:sz w:val="24"/>
-        </w:rPr>
-        <w:t>Амінь.</w:t>
-      </w:r>
-    </w:p>
-    <w:p>
-      <w:r>
-        <w:rPr>
-          <w:rFonts w:ascii="Times New Roman" w:hAnsi="Times New Roman"/>
-          <w:i/>
-          <w:color w:val="FF4400"/>
-          <w:sz w:val="24"/>
-        </w:rPr>
-        <w:t>Кондак (г. 4):</w:t>
-      </w:r>
-      <w:r>
-        <w:rPr>
-          <w:rFonts w:ascii="Times New Roman" w:hAnsi="Times New Roman"/>
-          <w:color w:val="000000"/>
-          <w:sz w:val="24"/>
-        </w:rPr>
-        <w:t xml:space="preserve"> </w:t>
-      </w:r>
-      <w:r>
-        <w:rPr>
-          <w:rFonts w:ascii="Times New Roman" w:hAnsi="Times New Roman"/>
-          <w:color w:val="333333"/>
-          <w:sz w:val="24"/>
-        </w:rPr>
-        <w:t xml:space="preserve">В </w:t>
-      </w:r>
-      <w:r>
-        <w:rPr>
-          <w:rFonts w:ascii="Times New Roman" w:hAnsi="Times New Roman"/>
-          <w:color w:val="333333"/>
-          <w:sz w:val="24"/>
-        </w:rPr>
-        <w:t>переполовення</w:t>
-      </w:r>
-      <w:r>
-        <w:rPr>
-          <w:rFonts w:ascii="Times New Roman" w:hAnsi="Times New Roman"/>
-          <w:color w:val="333333"/>
-          <w:sz w:val="24"/>
-        </w:rPr>
-        <w:t xml:space="preserve"> законного празника, всіх Творче і Владико,* до </w:t>
-      </w:r>
-      <w:r>
-        <w:rPr>
-          <w:rFonts w:ascii="Times New Roman" w:hAnsi="Times New Roman"/>
-          <w:color w:val="333333"/>
-          <w:sz w:val="24"/>
-        </w:rPr>
-        <w:t>предстоящих</w:t>
-      </w:r>
-      <w:r>
-        <w:rPr>
-          <w:rFonts w:ascii="Times New Roman" w:hAnsi="Times New Roman"/>
-          <w:color w:val="333333"/>
-          <w:sz w:val="24"/>
-        </w:rPr>
-        <w:t xml:space="preserve"> </w:t>
-      </w:r>
-      <w:r>
-        <w:rPr>
-          <w:rFonts w:ascii="Times New Roman" w:hAnsi="Times New Roman"/>
-          <w:color w:val="333333"/>
-          <w:sz w:val="24"/>
-        </w:rPr>
-        <w:t>глаголив</w:t>
-      </w:r>
-      <w:r>
-        <w:rPr>
-          <w:rFonts w:ascii="Times New Roman" w:hAnsi="Times New Roman"/>
-          <w:color w:val="333333"/>
-          <w:sz w:val="24"/>
-        </w:rPr>
-        <w:t xml:space="preserve"> Ти, Христе Боже:* Прийдіть і зачерпніть воду безсмертя.* Тому до Тебе припадаємо і вірно кличемо:* Щедроти Твої даруй нам,* бо Ти є джерело життя нашого.</w:t>
+        <w:t>В переполовення законного празника, всіх Творче і Владико,* до предстоящих глаголив Ти, Христе Боже:* Прийдіть і зачерпніть воду безсмертя.* Тому до Тебе припадаємо і вірно кличемо:* Щедроти Твої даруй нам,* бо Ти є джерело життя нашого.</w:t>
       </w:r>
     </w:p>
     <w:p>
@@ -3657,23 +3593,7 @@
           <w:color w:val="333333"/>
           <w:sz w:val="24"/>
         </w:rPr>
-        <w:t xml:space="preserve">В </w:t>
-      </w:r>
-      <w:r>
-        <w:rPr>
-          <w:rFonts w:ascii="Times New Roman" w:hAnsi="Times New Roman"/>
-          <w:color w:val="333333"/>
-          <w:sz w:val="24"/>
-        </w:rPr>
-        <w:t>переполовення</w:t>
-      </w:r>
-      <w:r>
-        <w:rPr>
-          <w:rFonts w:ascii="Times New Roman" w:hAnsi="Times New Roman"/>
-          <w:color w:val="333333"/>
-          <w:sz w:val="24"/>
-        </w:rPr>
-        <w:t xml:space="preserve"> празника спраглу душу мою благочестя напій водами,* до всіх бо, Спасе, закликав Ти:* Спраглий нехай гряде до мене і нехай п’є.* Джерело життя нашого, Христе Боже, слава Тобі.</w:t>
+        <w:t>В переполовення празника спраглу душу мою благочестя напій водами,* до всіх бо, Спасе, закликав Ти:* Спраглий нехай гряде до мене і нехай п’є.* Джерело життя нашого, Христе Боже, слава Тобі.</w:t>
       </w:r>
     </w:p>
     <w:p>
@@ -5830,7 +5750,335 @@
           <w:color w:val="333333"/>
           <w:sz w:val="24"/>
         </w:rPr>
-        <w:t xml:space="preserve">В </w:t>
+        <w:t>В переполовення празника спраглу душу мою благочестя напій водами,* до всіх бо, Спасе, закликав Ти:* Спраглий нехай гряде до мене і нехай п’є.* Джерело життя нашого, Христе Боже, слава Тобі.</w:t>
+      </w:r>
+    </w:p>
+    <w:p>
+      <w:pPr>
+        <w:spacing w:line="240" w:lineRule="auto"/>
+        <w:rPr>
+          <w:rFonts w:ascii="Times New Roman" w:hAnsi="Times New Roman"/>
+          <w:sz w:val="24"/>
+        </w:rPr>
+      </w:pPr>
+      <w:r>
+        <w:rPr>
+          <w:rFonts w:ascii="Times New Roman" w:hAnsi="Times New Roman"/>
+          <w:sz w:val="24"/>
+        </w:rPr>
+        <w:t>Слава Отцю, і Сину, і Святому Духові.</w:t>
+      </w:r>
+    </w:p>
+    <w:p>
+      <w:r>
+        <w:rPr>
+          <w:rFonts w:ascii="Times New Roman" w:hAnsi="Times New Roman"/>
+          <w:i/>
+          <w:color w:val="FF0000"/>
+          <w:sz w:val="24"/>
+        </w:rPr>
+        <w:t>Тропар (г. 3):</w:t>
+      </w:r>
+      <w:r>
+        <w:rPr>
+          <w:rFonts w:ascii="Times New Roman" w:hAnsi="Times New Roman"/>
+          <w:sz w:val="24"/>
+        </w:rPr>
+        <w:t xml:space="preserve"> Апостолом Христовим був ти вибраний* і Богослова возлюбленого єдинородний брат, всехвальний Якове;* гріхів відпущення випроси тим, що співають тобі,* і душам нашим велику милість.</w:t>
+      </w:r>
+    </w:p>
+    <w:p>
+      <w:pPr>
+        <w:spacing w:line="240" w:lineRule="auto"/>
+        <w:rPr>
+          <w:rFonts w:ascii="Times New Roman" w:hAnsi="Times New Roman"/>
+          <w:sz w:val="24"/>
+        </w:rPr>
+      </w:pPr>
+      <w:r>
+        <w:rPr>
+          <w:rFonts w:ascii="Times New Roman" w:hAnsi="Times New Roman"/>
+          <w:sz w:val="24"/>
+        </w:rPr>
+        <w:t>І нині, і повсякчас, і на віки вічні. Амінь.</w:t>
+      </w:r>
+    </w:p>
+    <w:p>
+      <w:pPr>
+        <w:spacing w:line="240" w:lineRule="auto"/>
+        <w:rPr>
+          <w:rFonts w:ascii="Times New Roman" w:hAnsi="Times New Roman"/>
+          <w:sz w:val="24"/>
+        </w:rPr>
+      </w:pPr>
+      <w:r>
+        <w:rPr>
+          <w:rFonts w:ascii="Times New Roman" w:hAnsi="Times New Roman"/>
+          <w:sz w:val="24"/>
+        </w:rPr>
+        <w:t>Тому, що не маємо сміливости задля великих гріхів наших,* ти, Богородице Діво, Народженого від тебе благай,* бо вельми могутня молитва Матері до милосердя Владики.* Не погордуй благаннями грішних, Всечиста,* бо милостивий і спасти може той,* хто й страждати за нас ізволив.</w:t>
+      </w:r>
+    </w:p>
+    <w:p>
+      <w:pPr>
+        <w:spacing w:line="240" w:lineRule="auto"/>
+        <w:jc w:val="center"/>
+        <w:rPr>
+          <w:rFonts w:ascii="Times New Roman" w:hAnsi="Times New Roman"/>
+          <w:i/>
+          <w:color w:val="FF0000"/>
+          <w:sz w:val="24"/>
+        </w:rPr>
+      </w:pPr>
+      <w:r>
+        <w:rPr>
+          <w:rFonts w:ascii="Times New Roman" w:hAnsi="Times New Roman"/>
+          <w:i/>
+          <w:color w:val="FF0000"/>
+          <w:sz w:val="24"/>
+        </w:rPr>
+        <w:t>*****</w:t>
+      </w:r>
+    </w:p>
+    <w:p>
+      <w:pPr>
+        <w:spacing w:line="240" w:lineRule="auto"/>
+        <w:rPr>
+          <w:rFonts w:ascii="Times New Roman" w:hAnsi="Times New Roman"/>
+          <w:sz w:val="24"/>
+        </w:rPr>
+      </w:pPr>
+      <w:r>
+        <w:rPr>
+          <w:rFonts w:ascii="Times New Roman" w:hAnsi="Times New Roman"/>
+          <w:sz w:val="24"/>
+        </w:rPr>
+        <w:t>Негайно пошли нам щедроти твої, Господи,* бо зубожіли дуже ми.* Поможи нам, Боже, Спасителю наш,* задля слави імени твого. Господи, визволь нас* і очисти гріхи наші задля імени твого.</w:t>
+      </w:r>
+      <w:r>
+        <w:rPr>
+          <w:rFonts w:ascii="Times New Roman" w:hAnsi="Times New Roman"/>
+          <w:i/>
+          <w:color w:val="FF0000"/>
+          <w:sz w:val="24"/>
+        </w:rPr>
+        <w:t xml:space="preserve"> (Пс. 78:8-9)</w:t>
+      </w:r>
+    </w:p>
+    <w:p>
+      <w:pPr>
+        <w:spacing w:line="240" w:lineRule="auto"/>
+        <w:jc w:val="center"/>
+        <w:rPr>
+          <w:rFonts w:ascii="Times New Roman" w:hAnsi="Times New Roman"/>
+          <w:sz w:val="24"/>
+        </w:rPr>
+      </w:pPr>
+      <w:r>
+        <w:rPr>
+          <w:rFonts w:ascii="Times New Roman" w:hAnsi="Times New Roman"/>
+          <w:i/>
+          <w:color w:val="FF0000"/>
+          <w:sz w:val="24"/>
+        </w:rPr>
+        <w:t>*****</w:t>
+      </w:r>
+    </w:p>
+    <w:p>
+      <w:pPr>
+        <w:spacing w:line="240" w:lineRule="auto"/>
+        <w:rPr>
+          <w:rFonts w:ascii="Times New Roman" w:hAnsi="Times New Roman"/>
+          <w:sz w:val="24"/>
+        </w:rPr>
+      </w:pPr>
+      <w:r>
+        <w:rPr>
+          <w:rFonts w:ascii="Times New Roman" w:hAnsi="Times New Roman"/>
+          <w:sz w:val="24"/>
+        </w:rPr>
+        <w:t xml:space="preserve">Святий Боже, святий Кріпкий, святий Безсмертний, помилуй нас </w:t>
+      </w:r>
+      <w:r>
+        <w:rPr>
+          <w:rFonts w:ascii="Times New Roman" w:hAnsi="Times New Roman"/>
+          <w:i/>
+          <w:color w:val="FF0000"/>
+          <w:sz w:val="24"/>
+        </w:rPr>
+        <w:t>(3 р.)</w:t>
+      </w:r>
+      <w:r>
+        <w:rPr>
+          <w:rFonts w:ascii="Times New Roman" w:hAnsi="Times New Roman"/>
+          <w:sz w:val="24"/>
+        </w:rPr>
+        <w:t>.</w:t>
+      </w:r>
+    </w:p>
+    <w:p>
+      <w:pPr>
+        <w:spacing w:line="240" w:lineRule="auto"/>
+        <w:rPr>
+          <w:rFonts w:ascii="Times New Roman" w:hAnsi="Times New Roman"/>
+          <w:sz w:val="24"/>
+        </w:rPr>
+      </w:pPr>
+      <w:r>
+        <w:rPr>
+          <w:rFonts w:ascii="Times New Roman" w:hAnsi="Times New Roman"/>
+          <w:sz w:val="24"/>
+        </w:rPr>
+        <w:t>Слава Отцю, і Сину, і Святому Духові,* і нині, і повсякчас, і на віки вічні. Амінь.</w:t>
+      </w:r>
+    </w:p>
+    <w:p>
+      <w:pPr>
+        <w:spacing w:line="240" w:lineRule="auto"/>
+        <w:rPr>
+          <w:rFonts w:ascii="Times New Roman" w:hAnsi="Times New Roman"/>
+          <w:sz w:val="24"/>
+        </w:rPr>
+      </w:pPr>
+      <w:r>
+        <w:rPr>
+          <w:rFonts w:ascii="Times New Roman" w:hAnsi="Times New Roman"/>
+          <w:sz w:val="24"/>
+        </w:rPr>
+        <w:t>Пресвята Тройце, помилуй нас;* Господи, очисти гріхи наші;* Владико, прости беззаконня наші;* Святий, завітай і зціли немочі наші імени твого ради.</w:t>
+      </w:r>
+    </w:p>
+    <w:p>
+      <w:pPr>
+        <w:spacing w:line="240" w:lineRule="auto"/>
+        <w:rPr>
+          <w:rFonts w:ascii="Times New Roman" w:hAnsi="Times New Roman"/>
+          <w:sz w:val="24"/>
+        </w:rPr>
+      </w:pPr>
+      <w:r>
+        <w:rPr>
+          <w:rFonts w:ascii="Times New Roman" w:hAnsi="Times New Roman"/>
+          <w:sz w:val="24"/>
+        </w:rPr>
+        <w:t xml:space="preserve">Господи, помилуй </w:t>
+      </w:r>
+      <w:r>
+        <w:rPr>
+          <w:rFonts w:ascii="Times New Roman" w:hAnsi="Times New Roman"/>
+          <w:i/>
+          <w:color w:val="FF0000"/>
+          <w:sz w:val="24"/>
+        </w:rPr>
+        <w:t>(3 р.)</w:t>
+      </w:r>
+      <w:r>
+        <w:rPr>
+          <w:rFonts w:ascii="Times New Roman" w:hAnsi="Times New Roman"/>
+          <w:sz w:val="24"/>
+        </w:rPr>
+        <w:t>.</w:t>
+      </w:r>
+    </w:p>
+    <w:p>
+      <w:pPr>
+        <w:spacing w:line="240" w:lineRule="auto"/>
+        <w:rPr>
+          <w:rFonts w:ascii="Times New Roman" w:hAnsi="Times New Roman"/>
+          <w:sz w:val="24"/>
+        </w:rPr>
+      </w:pPr>
+      <w:r>
+        <w:rPr>
+          <w:rFonts w:ascii="Times New Roman" w:hAnsi="Times New Roman"/>
+          <w:sz w:val="24"/>
+        </w:rPr>
+        <w:t>Слава Отцю, і Сину, і Святому Духові,* і нині, і повсякчас, і на віки вічні. Амінь.</w:t>
+      </w:r>
+    </w:p>
+    <w:p>
+      <w:pPr>
+        <w:spacing w:line="240" w:lineRule="auto"/>
+        <w:rPr>
+          <w:rFonts w:ascii="Times New Roman" w:hAnsi="Times New Roman"/>
+          <w:sz w:val="24"/>
+        </w:rPr>
+      </w:pPr>
+      <w:r>
+        <w:rPr>
+          <w:rFonts w:ascii="Times New Roman" w:hAnsi="Times New Roman"/>
+          <w:sz w:val="24"/>
+        </w:rPr>
+        <w:t>Отче наш, що єси на небесах,* нехай святиться ім’я твоє,* нехай прийде царство твоє,* нехай буде воля твоя, як на небі, так і на землі.* Хліб наш насущний дай нам сьогодні,* і прости нам провини наші,* як і ми прощаємо винуватцям нашим,* і не введи нас у спокусу,* але визволи нас від лукавого.</w:t>
+      </w:r>
+    </w:p>
+    <w:p>
+      <w:pPr>
+        <w:spacing w:line="240" w:lineRule="auto"/>
+        <w:rPr>
+          <w:rFonts w:ascii="Times New Roman" w:hAnsi="Times New Roman"/>
+          <w:sz w:val="24"/>
+        </w:rPr>
+      </w:pPr>
+      <w:r>
+        <w:rPr>
+          <w:rFonts w:ascii="Times New Roman" w:hAnsi="Times New Roman"/>
+          <w:i/>
+          <w:color w:val="FF0000"/>
+          <w:sz w:val="24"/>
+        </w:rPr>
+        <w:t xml:space="preserve">Священик: </w:t>
+      </w:r>
+      <w:r>
+        <w:rPr>
+          <w:rFonts w:ascii="Times New Roman" w:hAnsi="Times New Roman"/>
+          <w:sz w:val="24"/>
+        </w:rPr>
+        <w:t>Бо твоє є царство, і сила, і слава, Отця, і Сина, і Святого Духа, нині і повсякчас, і на віки вічні.</w:t>
+      </w:r>
+    </w:p>
+    <w:p>
+      <w:pPr>
+        <w:spacing w:line="240" w:lineRule="auto"/>
+        <w:rPr>
+          <w:rFonts w:ascii="Times New Roman" w:hAnsi="Times New Roman"/>
+          <w:sz w:val="24"/>
+        </w:rPr>
+      </w:pPr>
+      <w:r>
+        <w:rPr>
+          <w:rFonts w:ascii="Times New Roman" w:hAnsi="Times New Roman"/>
+          <w:i/>
+          <w:color w:val="FF0000"/>
+          <w:sz w:val="24"/>
+        </w:rPr>
+        <w:t xml:space="preserve">Вірні: </w:t>
+      </w:r>
+      <w:r>
+        <w:rPr>
+          <w:rFonts w:ascii="Times New Roman" w:hAnsi="Times New Roman"/>
+          <w:sz w:val="24"/>
+        </w:rPr>
+        <w:t>Амінь.</w:t>
+      </w:r>
+    </w:p>
+    <w:p>
+      <w:r>
+        <w:rPr>
+          <w:rFonts w:ascii="Times New Roman" w:hAnsi="Times New Roman"/>
+          <w:i/>
+          <w:color w:val="FF4400"/>
+          <w:sz w:val="24"/>
+        </w:rPr>
+        <w:t>Кондак (г. 4):</w:t>
+      </w:r>
+      <w:r>
+        <w:rPr>
+          <w:rFonts w:ascii="Times New Roman" w:hAnsi="Times New Roman"/>
+          <w:color w:val="000000"/>
+          <w:sz w:val="24"/>
+        </w:rPr>
+        <w:t xml:space="preserve"> </w:t>
       </w:r>
       <w:r>
         <w:rPr>
@@ -5838,399 +6086,7 @@
           <w:color w:val="333333"/>
           <w:sz w:val="24"/>
         </w:rPr>
-        <w:t>переполовення</w:t>
-      </w:r>
-      <w:r>
-        <w:rPr>
-          <w:rFonts w:ascii="Times New Roman" w:hAnsi="Times New Roman"/>
-          <w:color w:val="333333"/>
-          <w:sz w:val="24"/>
-        </w:rPr>
-        <w:t xml:space="preserve"> празника спраглу душу мою благочестя напій водами,* до всіх бо, Спасе, закликав Ти:* Спраглий нехай гряде до мене і нехай п’є.* Джерело життя нашого, Христе Боже, слава Тобі.</w:t>
-      </w:r>
-    </w:p>
-    <w:p>
-      <w:pPr>
-        <w:spacing w:line="240" w:lineRule="auto"/>
-        <w:rPr>
-          <w:rFonts w:ascii="Times New Roman" w:hAnsi="Times New Roman"/>
-          <w:sz w:val="24"/>
-        </w:rPr>
-      </w:pPr>
-      <w:r>
-        <w:rPr>
-          <w:rFonts w:ascii="Times New Roman" w:hAnsi="Times New Roman"/>
-          <w:sz w:val="24"/>
-        </w:rPr>
-        <w:t>Слава Отцю, і Сину, і Святому Духові.</w:t>
-      </w:r>
-    </w:p>
-    <w:p>
-      <w:r>
-        <w:rPr>
-          <w:rFonts w:ascii="Times New Roman" w:hAnsi="Times New Roman"/>
-          <w:i/>
-          <w:color w:val="FF0000"/>
-          <w:sz w:val="24"/>
-        </w:rPr>
-        <w:t>Тропар (г. 3):</w:t>
-      </w:r>
-      <w:r>
-        <w:rPr>
-          <w:rFonts w:ascii="Times New Roman" w:hAnsi="Times New Roman"/>
-          <w:sz w:val="24"/>
-        </w:rPr>
-        <w:t xml:space="preserve"> Апостолом Христовим був ти вибраний* і Богослова возлюбленого єдинородний брат, всехвальний Якове;* гріхів відпущення випроси тим, що співають тобі,* і душам нашим велику милість.</w:t>
-      </w:r>
-    </w:p>
-    <w:p>
-      <w:pPr>
-        <w:spacing w:line="240" w:lineRule="auto"/>
-        <w:rPr>
-          <w:rFonts w:ascii="Times New Roman" w:hAnsi="Times New Roman"/>
-          <w:sz w:val="24"/>
-        </w:rPr>
-      </w:pPr>
-      <w:r>
-        <w:rPr>
-          <w:rFonts w:ascii="Times New Roman" w:hAnsi="Times New Roman"/>
-          <w:sz w:val="24"/>
-        </w:rPr>
-        <w:t>І нині, і повсякчас, і на віки вічні. Амінь.</w:t>
-      </w:r>
-    </w:p>
-    <w:p>
-      <w:pPr>
-        <w:spacing w:line="240" w:lineRule="auto"/>
-        <w:rPr>
-          <w:rFonts w:ascii="Times New Roman" w:hAnsi="Times New Roman"/>
-          <w:sz w:val="24"/>
-        </w:rPr>
-      </w:pPr>
-      <w:r>
-        <w:rPr>
-          <w:rFonts w:ascii="Times New Roman" w:hAnsi="Times New Roman"/>
-          <w:sz w:val="24"/>
-        </w:rPr>
-        <w:t>Тому, що не маємо сміливости задля великих гріхів наших,* ти, Богородице Діво, Народженого від тебе благай,* бо вельми могутня молитва Матері до милосердя Владики.* Не погордуй благаннями грішних, Всечиста,* бо милостивий і спасти може той,* хто й страждати за нас ізволив.</w:t>
-      </w:r>
-    </w:p>
-    <w:p>
-      <w:pPr>
-        <w:spacing w:line="240" w:lineRule="auto"/>
-        <w:jc w:val="center"/>
-        <w:rPr>
-          <w:rFonts w:ascii="Times New Roman" w:hAnsi="Times New Roman"/>
-          <w:i/>
-          <w:color w:val="FF0000"/>
-          <w:sz w:val="24"/>
-        </w:rPr>
-      </w:pPr>
-      <w:r>
-        <w:rPr>
-          <w:rFonts w:ascii="Times New Roman" w:hAnsi="Times New Roman"/>
-          <w:i/>
-          <w:color w:val="FF0000"/>
-          <w:sz w:val="24"/>
-        </w:rPr>
-        <w:t>*****</w:t>
-      </w:r>
-    </w:p>
-    <w:p>
-      <w:pPr>
-        <w:spacing w:line="240" w:lineRule="auto"/>
-        <w:rPr>
-          <w:rFonts w:ascii="Times New Roman" w:hAnsi="Times New Roman"/>
-          <w:sz w:val="24"/>
-        </w:rPr>
-      </w:pPr>
-      <w:r>
-        <w:rPr>
-          <w:rFonts w:ascii="Times New Roman" w:hAnsi="Times New Roman"/>
-          <w:sz w:val="24"/>
-        </w:rPr>
-        <w:t>Негайно пошли нам щедроти твої, Господи,* бо зубожіли дуже ми.* Поможи нам, Боже, Спасителю наш,* задля слави імени твого. Господи, визволь нас* і очисти гріхи наші задля імени твого.</w:t>
-      </w:r>
-      <w:r>
-        <w:rPr>
-          <w:rFonts w:ascii="Times New Roman" w:hAnsi="Times New Roman"/>
-          <w:i/>
-          <w:color w:val="FF0000"/>
-          <w:sz w:val="24"/>
-        </w:rPr>
-        <w:t xml:space="preserve"> (Пс. 78:8-9)</w:t>
-      </w:r>
-    </w:p>
-    <w:p>
-      <w:pPr>
-        <w:spacing w:line="240" w:lineRule="auto"/>
-        <w:jc w:val="center"/>
-        <w:rPr>
-          <w:rFonts w:ascii="Times New Roman" w:hAnsi="Times New Roman"/>
-          <w:sz w:val="24"/>
-        </w:rPr>
-      </w:pPr>
-      <w:r>
-        <w:rPr>
-          <w:rFonts w:ascii="Times New Roman" w:hAnsi="Times New Roman"/>
-          <w:i/>
-          <w:color w:val="FF0000"/>
-          <w:sz w:val="24"/>
-        </w:rPr>
-        <w:t>*****</w:t>
-      </w:r>
-    </w:p>
-    <w:p>
-      <w:pPr>
-        <w:spacing w:line="240" w:lineRule="auto"/>
-        <w:rPr>
-          <w:rFonts w:ascii="Times New Roman" w:hAnsi="Times New Roman"/>
-          <w:sz w:val="24"/>
-        </w:rPr>
-      </w:pPr>
-      <w:r>
-        <w:rPr>
-          <w:rFonts w:ascii="Times New Roman" w:hAnsi="Times New Roman"/>
-          <w:sz w:val="24"/>
-        </w:rPr>
-        <w:t xml:space="preserve">Святий Боже, святий Кріпкий, святий Безсмертний, помилуй нас </w:t>
-      </w:r>
-      <w:r>
-        <w:rPr>
-          <w:rFonts w:ascii="Times New Roman" w:hAnsi="Times New Roman"/>
-          <w:i/>
-          <w:color w:val="FF0000"/>
-          <w:sz w:val="24"/>
-        </w:rPr>
-        <w:t>(3 р.)</w:t>
-      </w:r>
-      <w:r>
-        <w:rPr>
-          <w:rFonts w:ascii="Times New Roman" w:hAnsi="Times New Roman"/>
-          <w:sz w:val="24"/>
-        </w:rPr>
-        <w:t>.</w:t>
-      </w:r>
-    </w:p>
-    <w:p>
-      <w:pPr>
-        <w:spacing w:line="240" w:lineRule="auto"/>
-        <w:rPr>
-          <w:rFonts w:ascii="Times New Roman" w:hAnsi="Times New Roman"/>
-          <w:sz w:val="24"/>
-        </w:rPr>
-      </w:pPr>
-      <w:r>
-        <w:rPr>
-          <w:rFonts w:ascii="Times New Roman" w:hAnsi="Times New Roman"/>
-          <w:sz w:val="24"/>
-        </w:rPr>
-        <w:t>Слава Отцю, і Сину, і Святому Духові,* і нині, і повсякчас, і на віки вічні. Амінь.</w:t>
-      </w:r>
-    </w:p>
-    <w:p>
-      <w:pPr>
-        <w:spacing w:line="240" w:lineRule="auto"/>
-        <w:rPr>
-          <w:rFonts w:ascii="Times New Roman" w:hAnsi="Times New Roman"/>
-          <w:sz w:val="24"/>
-        </w:rPr>
-      </w:pPr>
-      <w:r>
-        <w:rPr>
-          <w:rFonts w:ascii="Times New Roman" w:hAnsi="Times New Roman"/>
-          <w:sz w:val="24"/>
-        </w:rPr>
-        <w:t>Пресвята Тройце, помилуй нас;* Господи, очисти гріхи наші;* Владико, прости беззаконня наші;* Святий, завітай і зціли немочі наші імени твого ради.</w:t>
-      </w:r>
-    </w:p>
-    <w:p>
-      <w:pPr>
-        <w:spacing w:line="240" w:lineRule="auto"/>
-        <w:rPr>
-          <w:rFonts w:ascii="Times New Roman" w:hAnsi="Times New Roman"/>
-          <w:sz w:val="24"/>
-        </w:rPr>
-      </w:pPr>
-      <w:r>
-        <w:rPr>
-          <w:rFonts w:ascii="Times New Roman" w:hAnsi="Times New Roman"/>
-          <w:sz w:val="24"/>
-        </w:rPr>
-        <w:t xml:space="preserve">Господи, помилуй </w:t>
-      </w:r>
-      <w:r>
-        <w:rPr>
-          <w:rFonts w:ascii="Times New Roman" w:hAnsi="Times New Roman"/>
-          <w:i/>
-          <w:color w:val="FF0000"/>
-          <w:sz w:val="24"/>
-        </w:rPr>
-        <w:t>(3 р.)</w:t>
-      </w:r>
-      <w:r>
-        <w:rPr>
-          <w:rFonts w:ascii="Times New Roman" w:hAnsi="Times New Roman"/>
-          <w:sz w:val="24"/>
-        </w:rPr>
-        <w:t>.</w:t>
-      </w:r>
-    </w:p>
-    <w:p>
-      <w:pPr>
-        <w:spacing w:line="240" w:lineRule="auto"/>
-        <w:rPr>
-          <w:rFonts w:ascii="Times New Roman" w:hAnsi="Times New Roman"/>
-          <w:sz w:val="24"/>
-        </w:rPr>
-      </w:pPr>
-      <w:r>
-        <w:rPr>
-          <w:rFonts w:ascii="Times New Roman" w:hAnsi="Times New Roman"/>
-          <w:sz w:val="24"/>
-        </w:rPr>
-        <w:t>Слава Отцю, і Сину, і Святому Духові,* і нині, і повсякчас, і на віки вічні. Амінь.</w:t>
-      </w:r>
-    </w:p>
-    <w:p>
-      <w:pPr>
-        <w:spacing w:line="240" w:lineRule="auto"/>
-        <w:rPr>
-          <w:rFonts w:ascii="Times New Roman" w:hAnsi="Times New Roman"/>
-          <w:sz w:val="24"/>
-        </w:rPr>
-      </w:pPr>
-      <w:r>
-        <w:rPr>
-          <w:rFonts w:ascii="Times New Roman" w:hAnsi="Times New Roman"/>
-          <w:sz w:val="24"/>
-        </w:rPr>
-        <w:t>Отче наш, що єси на небесах,* нехай святиться ім’я твоє,* нехай прийде царство твоє,* нехай буде воля твоя, як на небі, так і на землі.* Хліб наш насущний дай нам сьогодні,* і прости нам провини наші,* як і ми прощаємо винуватцям нашим,* і не введи нас у спокусу,* але визволи нас від лукавого.</w:t>
-      </w:r>
-    </w:p>
-    <w:p>
-      <w:pPr>
-        <w:spacing w:line="240" w:lineRule="auto"/>
-        <w:rPr>
-          <w:rFonts w:ascii="Times New Roman" w:hAnsi="Times New Roman"/>
-          <w:sz w:val="24"/>
-        </w:rPr>
-      </w:pPr>
-      <w:r>
-        <w:rPr>
-          <w:rFonts w:ascii="Times New Roman" w:hAnsi="Times New Roman"/>
-          <w:i/>
-          <w:color w:val="FF0000"/>
-          <w:sz w:val="24"/>
-        </w:rPr>
-        <w:t xml:space="preserve">Священик: </w:t>
-      </w:r>
-      <w:r>
-        <w:rPr>
-          <w:rFonts w:ascii="Times New Roman" w:hAnsi="Times New Roman"/>
-          <w:sz w:val="24"/>
-        </w:rPr>
-        <w:t>Бо твоє є царство, і сила, і слава, Отця, і Сина, і Святого Духа, нині і повсякчас, і на віки вічні.</w:t>
-      </w:r>
-    </w:p>
-    <w:p>
-      <w:pPr>
-        <w:spacing w:line="240" w:lineRule="auto"/>
-        <w:rPr>
-          <w:rFonts w:ascii="Times New Roman" w:hAnsi="Times New Roman"/>
-          <w:sz w:val="24"/>
-        </w:rPr>
-      </w:pPr>
-      <w:r>
-        <w:rPr>
-          <w:rFonts w:ascii="Times New Roman" w:hAnsi="Times New Roman"/>
-          <w:i/>
-          <w:color w:val="FF0000"/>
-          <w:sz w:val="24"/>
-        </w:rPr>
-        <w:t xml:space="preserve">Вірні: </w:t>
-      </w:r>
-      <w:r>
-        <w:rPr>
-          <w:rFonts w:ascii="Times New Roman" w:hAnsi="Times New Roman"/>
-          <w:sz w:val="24"/>
-        </w:rPr>
-        <w:t>Амінь.</w:t>
-      </w:r>
-    </w:p>
-    <w:p>
-      <w:r>
-        <w:rPr>
-          <w:rFonts w:ascii="Times New Roman" w:hAnsi="Times New Roman"/>
-          <w:i/>
-          <w:color w:val="FF4400"/>
-          <w:sz w:val="24"/>
-        </w:rPr>
-        <w:t>Кондак (г. 4):</w:t>
-      </w:r>
-      <w:r>
-        <w:rPr>
-          <w:rFonts w:ascii="Times New Roman" w:hAnsi="Times New Roman"/>
-          <w:color w:val="000000"/>
-          <w:sz w:val="24"/>
-        </w:rPr>
-        <w:t xml:space="preserve"> </w:t>
-      </w:r>
-      <w:r>
-        <w:rPr>
-          <w:rFonts w:ascii="Times New Roman" w:hAnsi="Times New Roman"/>
-          <w:color w:val="333333"/>
-          <w:sz w:val="24"/>
-        </w:rPr>
-        <w:t xml:space="preserve">В </w:t>
-      </w:r>
-      <w:r>
-        <w:rPr>
-          <w:rFonts w:ascii="Times New Roman" w:hAnsi="Times New Roman"/>
-          <w:color w:val="333333"/>
-          <w:sz w:val="24"/>
-        </w:rPr>
-        <w:t>переполовення</w:t>
-      </w:r>
-      <w:r>
-        <w:rPr>
-          <w:rFonts w:ascii="Times New Roman" w:hAnsi="Times New Roman"/>
-          <w:color w:val="333333"/>
-          <w:sz w:val="24"/>
-        </w:rPr>
-        <w:t xml:space="preserve"> законного празника, всіх Творче і Владико,* до </w:t>
-      </w:r>
-      <w:r>
-        <w:rPr>
-          <w:rFonts w:ascii="Times New Roman" w:hAnsi="Times New Roman"/>
-          <w:color w:val="333333"/>
-          <w:sz w:val="24"/>
-        </w:rPr>
-        <w:t>предстоящих</w:t>
-      </w:r>
-      <w:r>
-        <w:rPr>
-          <w:rFonts w:ascii="Times New Roman" w:hAnsi="Times New Roman"/>
-          <w:color w:val="333333"/>
-          <w:sz w:val="24"/>
-        </w:rPr>
-        <w:t xml:space="preserve"> </w:t>
-      </w:r>
-      <w:r>
-        <w:rPr>
-          <w:rFonts w:ascii="Times New Roman" w:hAnsi="Times New Roman"/>
-          <w:color w:val="333333"/>
-          <w:sz w:val="24"/>
-        </w:rPr>
-        <w:t>глаголив</w:t>
-      </w:r>
-      <w:r>
-        <w:rPr>
-          <w:rFonts w:ascii="Times New Roman" w:hAnsi="Times New Roman"/>
-          <w:color w:val="333333"/>
-          <w:sz w:val="24"/>
-        </w:rPr>
-        <w:t xml:space="preserve"> Ти, Христе Боже:* Прийдіть і зачерпніть воду безсмертя.* Тому до Тебе припадаємо і вірно кличемо:* Щедроти Твої даруй нам,* бо Ти є джерело життя нашого.</w:t>
+        <w:t>В переполовення законного празника, всіх Творче і Владико,* до предстоящих глаголив Ти, Христе Боже:* Прийдіть і зачерпніть воду безсмертя.* Тому до Тебе припадаємо і вірно кличемо:* Щедроти Твої даруй нам,* бо Ти є джерело життя нашого.</w:t>
       </w:r>
     </w:p>
     <w:p>
@@ -7976,23 +7832,7 @@
           <w:color w:val="333333"/>
           <w:sz w:val="24"/>
         </w:rPr>
-        <w:t xml:space="preserve">В </w:t>
-      </w:r>
-      <w:r>
-        <w:rPr>
-          <w:rFonts w:ascii="Times New Roman" w:hAnsi="Times New Roman"/>
-          <w:color w:val="333333"/>
-          <w:sz w:val="24"/>
-        </w:rPr>
-        <w:t>переполовення</w:t>
-      </w:r>
-      <w:r>
-        <w:rPr>
-          <w:rFonts w:ascii="Times New Roman" w:hAnsi="Times New Roman"/>
-          <w:color w:val="333333"/>
-          <w:sz w:val="24"/>
-        </w:rPr>
-        <w:t xml:space="preserve"> празника спраглу душу мою благочестя напій водами,* до всіх бо, Спасе, закликав Ти:* Спраглий нехай гряде до мене і нехай п’є.* Джерело життя нашого, Христе Боже, слава Тобі.</w:t>
+        <w:t>В переполовення празника спраглу душу мою благочестя напій водами,* до всіх бо, Спасе, закликав Ти:* Спраглий нехай гряде до мене і нехай п’є.* Джерело життя нашого, Христе Боже, слава Тобі.</w:t>
       </w:r>
     </w:p>
     <w:p>
